--- a/sample-data/knowledge-docs/Human-Resources/Dress_Code_Policy.docx
+++ b/sample-data/knowledge-docs/Human-Resources/Dress_Code_Policy.docx
@@ -22,7 +22,7 @@
           <w:sz w:val="28"/>
           <w:szCs w:val="28"/>
         </w:rPr>
-        <w:t xml:space="preserve">Fictional Non Existent LLC</w:t>
+        <w:t xml:space="preserve">Nobler Works</w:t>
       </w:r>
     </w:p>
     <w:p>
@@ -68,7 +68,7 @@
         <w:spacing w:after="240"/>
       </w:pPr>
       <w:r>
-        <w:t xml:space="preserve">This policy establishes standards for professional appearance and dress at Fictional Non Existent LLC. Our goal is to maintain a professional work environment that reflects positively on our company while respecting individual expression and comfort. This policy ensures that all employees present themselves in a manner appropriate for their role, work environment, and interactions with clients and colleagues.</w:t>
+        <w:t xml:space="preserve">This policy establishes standards for professional appearance and dress at Nobler Works. Our goal is to maintain a professional work environment that reflects positively on our company while respecting individual expression and comfort. This policy ensures that all employees present themselves in a manner appropriate for their role, work environment, and interactions with clients and colleagues.</w:t>
       </w:r>
     </w:p>
     <w:p>
@@ -177,7 +177,7 @@
         <w:spacing w:after="120"/>
       </w:pPr>
       <w:r>
-        <w:t xml:space="preserve">Fictional Non Existent LLC recognizes different dress code standards based on job function, work environment, and client interaction. The following categories outline expectations for various roles:</w:t>
+        <w:t xml:space="preserve">Nobler Works recognizes different dress code standards based on job function, work environment, and client interaction. The following categories outline expectations for various roles:</w:t>
       </w:r>
     </w:p>
     <w:p>
@@ -929,7 +929,7 @@
         <w:spacing w:after="120"/>
       </w:pPr>
       <w:r>
-        <w:t xml:space="preserve">Fictional Non Existent LLC respects personal expression through tattoos and body modifications. Visible tattoos are generally acceptable unless they contain offensive, discriminatory, or inappropriate imagery or text. Employees in client-facing or executive roles may be asked to cover tattoos during specific business functions at management's discretion.</w:t>
+        <w:t xml:space="preserve">Nobler Works respects personal expression through tattoos and body modifications. Visible tattoos are generally acceptable unless they contain offensive, discriminatory, or inappropriate imagery or text. Employees in client-facing or executive roles may be asked to cover tattoos during specific business functions at management's discretion.</w:t>
       </w:r>
     </w:p>
     <w:p>
@@ -1098,7 +1098,7 @@
         <w:spacing w:after="240"/>
       </w:pPr>
       <w:r>
-        <w:t xml:space="preserve">Fictional Non Existent LLC respects religious and cultural dress practices. Employees who require accommodations for religious or cultural reasons should contact Human Resources to discuss appropriate arrangements. The company will work to provide reasonable accommodations that do not impose undue hardship or compromise safety requirements.</w:t>
+        <w:t xml:space="preserve">Nobler Works respects religious and cultural dress practices. Employees who require accommodations for religious or cultural reasons should contact Human Resources to discuss appropriate arrangements. The company will work to provide reasonable accommodations that do not impose undue hardship or compromise safety requirements.</w:t>
       </w:r>
     </w:p>
     <w:p>
